--- a/apps/ceo1983_app_fe/public/docs/SRS_02_App_Hiep_Hoi_CEO1983.docx
+++ b/apps/ceo1983_app_fe/public/docs/SRS_02_App_Hiep_Hoi_CEO1983.docx
@@ -5137,7 +5137,7 @@
                 <w:sz w:val="19"/>
                 <w:szCs w:val="19"/>
               </w:rPr>
-              <w:t xml:space="preserve">Chỉnh sửa nhanh hồ sơ CEO, quản lý doanh nghiệp, tra cứu hóa đơn niên liễm VietQR, danh bạ 7 ban ngành, hỗ trợ thư ký, đổi mật khẩu và bảo mật.</w:t>
+              <w:t xml:space="preserve">Chỉnh sửa nhanh hồ sơ CEO, quản lý doanh nghiệp, tra cứu hóa đơn hội phí thường niên VietQR, danh bạ 7 ban ngành, hỗ trợ thư ký, đổi mật khẩu và bảo mật.</w:t>
             </w:r>
           </w:p>
         </w:tc>
@@ -6817,7 +6817,7 @@
           <w:szCs w:val="24"/>
         </w:rPr>
         <w:br/>
-        <w:t xml:space="preserve">  - FEE-01: Tra cứu trạng thái thẻ và hạn niên liễm trên trang cá nhân và thẻ VIP.</w:t>
+        <w:t xml:space="preserve">  - FEE-01: Tra cứu trạng thái thẻ và hạn hội phí trên trang cá nhân và thẻ VIP.</w:t>
       </w:r>
       <w:r>
         <w:rPr>
@@ -6831,7 +6831,7 @@
           <w:szCs w:val="24"/>
         </w:rPr>
         <w:br/>
-        <w:t xml:space="preserve">  - FEE-02: Nút "Đóng Hội Phí Niên Liễm" mở Popup hiển thị Mã VietQR động chuẩn Napas 24/7 (tự động điền số tiền, số tài khoản CLB và cú pháp chuyển khoản chính xác).</w:t>
+        <w:t xml:space="preserve">  - FEE-02: Nút "Đóng hội phí thường niên" mở Popup hiển thị Mã VietQR động chuẩn Napas 24/7 (tự động điền số tiền, số tài khoản CLB và cú pháp chuyển khoản chính xác).</w:t>
       </w:r>
       <w:r>
         <w:rPr>
@@ -9498,7 +9498,7 @@
                 <w:sz w:val="19"/>
                 <w:szCs w:val="19"/>
               </w:rPr>
-              <w:t xml:space="preserve">Đóng Phí Niên Liễm VietQR</w:t>
+              <w:t xml:space="preserve">Đóng Phí Hội Phí Thường Niên VietQR</w:t>
             </w:r>
           </w:p>
         </w:tc>
@@ -14979,7 +14979,7 @@
                 <w:sz w:val="19"/>
                 <w:szCs w:val="19"/>
               </w:rPr>
-              <w:t xml:space="preserve">Bấm nút Đóng hội phí niên liễm</w:t>
+              <w:t xml:space="preserve">Bấm nút Đóng hội phí thường niên</w:t>
             </w:r>
           </w:p>
         </w:tc>
